--- a/Tsiukh/Lab1/ЗвітЛБ1.docx
+++ b/Tsiukh/Lab1/ЗвітЛБ1.docx
@@ -938,17 +938,18 @@
       <w:r>
         <w:rPr>
           <w:rFonts w:eastAsiaTheme="minorEastAsia"/>
+          <w:noProof/>
           <w:sz w:val="28"/>
           <w:szCs w:val="28"/>
         </w:rPr>
         <w:drawing>
-          <wp:anchor distT="0" distB="0" distL="114300" distR="114300" simplePos="0" relativeHeight="251658240" behindDoc="0" locked="0" layoutInCell="1" allowOverlap="1" wp14:anchorId="6E7DA2E0" wp14:editId="21C59FB3">
+          <wp:anchor distT="0" distB="0" distL="114300" distR="114300" simplePos="0" relativeHeight="251658240" behindDoc="0" locked="0" layoutInCell="1" allowOverlap="1" wp14:anchorId="6E7DA2E0" wp14:editId="2F03F9B2">
             <wp:simplePos x="0" y="0"/>
             <wp:positionH relativeFrom="column">
               <wp:posOffset>1614805</wp:posOffset>
             </wp:positionH>
             <wp:positionV relativeFrom="paragraph">
-              <wp:posOffset>234315</wp:posOffset>
+              <wp:posOffset>318135</wp:posOffset>
             </wp:positionV>
             <wp:extent cx="2529840" cy="304800"/>
             <wp:effectExtent l="0" t="0" r="3810" b="0"/>
